--- a/www/content/abdomen-pelvis/Supports of uterus.docx
+++ b/www/content/abdomen-pelvis/Supports of uterus.docx
@@ -33,13 +33,8 @@
         <w:pStyle w:val="Heading2"/>
       </w:pPr>
       <w:r>
-        <w:t xml:space="preserve">Pelvic organ </w:t>
-      </w:r>
-      <w:proofErr w:type="gramStart"/>
-      <w:r>
-        <w:t>prolapse</w:t>
-      </w:r>
-      <w:proofErr w:type="gramEnd"/>
+        <w:t>Pelvic organ prolapse</w:t>
+      </w:r>
     </w:p>
     <w:p>
       <w:r>
@@ -112,13 +107,8 @@
     </w:p>
     <w:p>
       <w:r>
-        <w:t xml:space="preserve">Suspending structure attached to the vagina - </w:t>
-      </w:r>
-      <w:proofErr w:type="spellStart"/>
-      <w:r>
-        <w:t>paracolpium</w:t>
-      </w:r>
-      <w:proofErr w:type="spellEnd"/>
+        <w:t>Suspending structure attached to the vagina - paracolpium</w:t>
+      </w:r>
     </w:p>
     <w:p>
       <w:r>
@@ -127,23 +117,12 @@
     </w:p>
     <w:p>
       <w:r>
-        <w:t xml:space="preserve">Parametrium continues down as </w:t>
-      </w:r>
-      <w:proofErr w:type="spellStart"/>
-      <w:r>
-        <w:t>paracolpium</w:t>
-      </w:r>
-      <w:proofErr w:type="spellEnd"/>
-    </w:p>
-    <w:p>
-      <w:r>
-        <w:t xml:space="preserve">Level 1 structures </w:t>
-      </w:r>
-      <w:r>
-        <w:t>suspend</w:t>
-      </w:r>
-      <w:r>
-        <w:t xml:space="preserve"> upper part of vagina and cervix from above</w:t>
+        <w:t>Parametrium continues down as paracolpium</w:t>
+      </w:r>
+    </w:p>
+    <w:p>
+      <w:r>
+        <w:t>Level 1 structures suspend upper part of vagina and cervix from above</w:t>
       </w:r>
     </w:p>
     <w:p>
@@ -171,16 +150,11 @@
     </w:p>
     <w:p>
       <w:r>
-        <w:t>Endopelvic fascia has several condensations - called ‘</w:t>
-      </w:r>
-      <w:proofErr w:type="gramStart"/>
-      <w:r>
-        <w:t>ligaments</w:t>
+        <w:t>Endopelvic fascia has several condensations - called ‘ligaments</w:t>
       </w:r>
       <w:r>
         <w:t>’</w:t>
       </w:r>
-      <w:proofErr w:type="gramEnd"/>
       <w:r>
         <w:t xml:space="preserve">. These are fascial condensations and are not true ligaments. </w:t>
       </w:r>
@@ -226,62 +200,22 @@
     </w:p>
     <w:p>
       <w:r>
-        <w:t xml:space="preserve">Nomina </w:t>
-      </w:r>
-      <w:proofErr w:type="spellStart"/>
-      <w:r>
-        <w:t>anatomica</w:t>
-      </w:r>
-      <w:proofErr w:type="spellEnd"/>
-      <w:r>
-        <w:t xml:space="preserve"> term - parametrium </w:t>
-      </w:r>
-    </w:p>
-    <w:p>
-      <w:r>
-        <w:t xml:space="preserve">Unofficial terms - </w:t>
-      </w:r>
-      <w:proofErr w:type="spellStart"/>
-      <w:r>
-        <w:t>Tranverse</w:t>
-      </w:r>
-      <w:proofErr w:type="spellEnd"/>
-      <w:r>
-        <w:t xml:space="preserve"> cervical ligament / </w:t>
-      </w:r>
-      <w:proofErr w:type="spellStart"/>
-      <w:r>
-        <w:t>Mackenrodt</w:t>
-      </w:r>
-      <w:proofErr w:type="spellEnd"/>
-      <w:r>
-        <w:t xml:space="preserve"> ligament </w:t>
-      </w:r>
-    </w:p>
-    <w:p>
-      <w:r>
-        <w:t>Other terms - Uterosacral (</w:t>
-      </w:r>
-      <w:proofErr w:type="spellStart"/>
-      <w:r>
-        <w:t>sacrocervical</w:t>
-      </w:r>
-      <w:proofErr w:type="spellEnd"/>
-      <w:r>
-        <w:t>) ligament</w:t>
-      </w:r>
-    </w:p>
-    <w:p>
-      <w:r>
-        <w:t xml:space="preserve">Structure: </w:t>
-      </w:r>
-      <w:proofErr w:type="gramStart"/>
-      <w:r>
-        <w:t>mesentery like</w:t>
-      </w:r>
-      <w:proofErr w:type="gramEnd"/>
-      <w:r>
-        <w:t xml:space="preserve"> structure covering the neurovascular elements from the internal iliac artery to the lateral aspect of the cervix and vagina</w:t>
+        <w:t xml:space="preserve">Nomina anatomica term - parametrium </w:t>
+      </w:r>
+    </w:p>
+    <w:p>
+      <w:r>
+        <w:t xml:space="preserve">Unofficial terms - Tranverse cervical ligament / Mackenrodt ligament </w:t>
+      </w:r>
+    </w:p>
+    <w:p>
+      <w:r>
+        <w:t>Other terms - Uterosacral (sacrocervical) ligament</w:t>
+      </w:r>
+    </w:p>
+    <w:p>
+      <w:r>
+        <w:t>Structure: mesentery like structure covering the neurovascular elements from the internal iliac artery to the lateral aspect of the cervix and vagina</w:t>
       </w:r>
     </w:p>
     <w:p>
@@ -369,28 +303,12 @@
     </w:p>
     <w:p>
       <w:r>
-        <w:t xml:space="preserve">Middle third of vagina is supported by attachment of </w:t>
-      </w:r>
-      <w:proofErr w:type="spellStart"/>
-      <w:r>
-        <w:t>paracolpium</w:t>
-      </w:r>
-      <w:proofErr w:type="spellEnd"/>
-      <w:r>
-        <w:t xml:space="preserve"> between the vaginal wall and lateral pelvic wall</w:t>
-      </w:r>
-    </w:p>
-    <w:p>
-      <w:r>
-        <w:t xml:space="preserve">Forms arcus </w:t>
-      </w:r>
-      <w:proofErr w:type="spellStart"/>
-      <w:r>
-        <w:t>tendineus</w:t>
-      </w:r>
-      <w:proofErr w:type="spellEnd"/>
-      <w:r>
-        <w:t xml:space="preserve"> fasciae pelvis (ATFP) and fascia over the levator ani muscles</w:t>
+        <w:t>Middle third of vagina is supported by attachment of paracolpium between the vaginal wall and lateral pelvic wall</w:t>
+      </w:r>
+    </w:p>
+    <w:p>
+      <w:r>
+        <w:t>Forms arcus tendineus fasciae pelvis (ATFP) and fascia over the levator ani muscles</w:t>
       </w:r>
     </w:p>
     <w:p>
@@ -398,15 +316,7 @@
         <w:pStyle w:val="Heading2"/>
       </w:pPr>
       <w:r>
-        <w:t xml:space="preserve">ATFP - arcus </w:t>
-      </w:r>
-      <w:proofErr w:type="spellStart"/>
-      <w:r>
-        <w:t>tendineus</w:t>
-      </w:r>
-      <w:proofErr w:type="spellEnd"/>
-      <w:r>
-        <w:t xml:space="preserve"> fasciae pelvis or white line</w:t>
+        <w:t>ATFP - arcus tendineus fasciae pelvis or white line</w:t>
       </w:r>
     </w:p>
     <w:p>
@@ -547,13 +457,15 @@
       <w:r>
         <w:t>Clinical note:</w:t>
       </w:r>
-    </w:p>
-    <w:p>
-      <w:r>
-        <w:t xml:space="preserve">Anterior disruption of level 3 support results in urethral hypermobility and stress incontinence </w:t>
-      </w:r>
-    </w:p>
-    <w:p>
+      <w:r>
+        <w:t xml:space="preserve"> </w:t>
+      </w:r>
+      <w:r>
+        <w:t>Anterior disruption of level 3 support results in urethral hypermobility and stress incontinence</w:t>
+      </w:r>
+      <w:r>
+        <w:t xml:space="preserve">. </w:t>
+      </w:r>
       <w:r>
         <w:t>Posterior disruption results in distal rectocele and perineal descent</w:t>
       </w:r>
@@ -702,7 +614,6 @@
     </w:p>
     <w:p>
       <w:r>
-        <w:lastRenderedPageBreak/>
         <w:t>Components</w:t>
       </w:r>
     </w:p>
@@ -719,6 +630,7 @@
         </w:numPr>
       </w:pPr>
       <w:r>
+        <w:lastRenderedPageBreak/>
         <w:t xml:space="preserve">Levator prostate in males and pubovaginalis in females </w:t>
       </w:r>
     </w:p>
@@ -830,15 +742,7 @@
     </w:p>
     <w:p>
       <w:r>
-        <w:t xml:space="preserve">From the posterior part of the </w:t>
-      </w:r>
-      <w:proofErr w:type="spellStart"/>
-      <w:r>
-        <w:t>tindinous</w:t>
-      </w:r>
-      <w:proofErr w:type="spellEnd"/>
-      <w:r>
-        <w:t xml:space="preserve"> arch</w:t>
+        <w:t>From the posterior part of the tindinous arch</w:t>
       </w:r>
     </w:p>
     <w:p>
@@ -855,31 +759,24 @@
       <w:pPr>
         <w:pStyle w:val="Heading2"/>
       </w:pPr>
-      <w:proofErr w:type="spellStart"/>
+      <w:r>
+        <w:t>Ischiococcygeus</w:t>
+      </w:r>
+    </w:p>
+    <w:p>
+      <w:r>
+        <w:t xml:space="preserve">Origin: apex of ischial spine and sacrospinous ligament </w:t>
+      </w:r>
+    </w:p>
+    <w:p>
       <w:r>
         <w:lastRenderedPageBreak/>
-        <w:t>Ischiococcygeus</w:t>
-      </w:r>
-      <w:proofErr w:type="spellEnd"/>
-    </w:p>
-    <w:p>
-      <w:r>
-        <w:t xml:space="preserve">Origin: apex of ischial spine and sacrospinous ligament </w:t>
-      </w:r>
-    </w:p>
-    <w:p>
-      <w:r>
         <w:t xml:space="preserve">Insertion: coccyx and to the S5 segment of sacrum </w:t>
       </w:r>
     </w:p>
     <w:p>
-      <w:proofErr w:type="spellStart"/>
-      <w:r>
-        <w:t>Sacrospious</w:t>
-      </w:r>
-      <w:proofErr w:type="spellEnd"/>
-      <w:r>
-        <w:t xml:space="preserve"> ligament - considered as degenerated tendon of the coccygeus</w:t>
+      <w:r>
+        <w:t>Sacrospious ligament - considered as degenerated tendon of the coccygeus</w:t>
       </w:r>
     </w:p>
     <w:p>
@@ -1049,15 +946,7 @@
         </w:numPr>
       </w:pPr>
       <w:r>
-        <w:t>Uterosacral (</w:t>
-      </w:r>
-      <w:proofErr w:type="spellStart"/>
-      <w:r>
-        <w:t>sacrocervical</w:t>
-      </w:r>
-      <w:proofErr w:type="spellEnd"/>
-      <w:r>
-        <w:t>) ligament</w:t>
+        <w:t>Uterosacral (sacrocervical) ligament</w:t>
       </w:r>
     </w:p>
     <w:p>
@@ -1092,13 +981,8 @@
           <w:numId w:val="7"/>
         </w:numPr>
       </w:pPr>
-      <w:proofErr w:type="spellStart"/>
-      <w:r>
-        <w:t>Pubocervical</w:t>
-      </w:r>
-      <w:proofErr w:type="spellEnd"/>
-      <w:r>
-        <w:t xml:space="preserve"> fascia</w:t>
+      <w:r>
+        <w:t>Pubocervical fascia</w:t>
       </w:r>
     </w:p>
     <w:p>
@@ -1110,7 +994,6 @@
         </w:numPr>
       </w:pPr>
       <w:r>
-        <w:lastRenderedPageBreak/>
         <w:t>Utero-ovarian ligament</w:t>
       </w:r>
     </w:p>
@@ -1131,6 +1014,7 @@
         <w:pStyle w:val="Heading2"/>
       </w:pPr>
       <w:r>
+        <w:lastRenderedPageBreak/>
         <w:t>Broad ligament</w:t>
       </w:r>
     </w:p>
@@ -1167,15 +1051,7 @@
         </w:numPr>
       </w:pPr>
       <w:r>
-        <w:t xml:space="preserve">Anterior or </w:t>
-      </w:r>
-      <w:proofErr w:type="spellStart"/>
-      <w:r>
-        <w:t>vesicouterine</w:t>
-      </w:r>
-      <w:proofErr w:type="spellEnd"/>
-      <w:r>
-        <w:t xml:space="preserve"> fossa </w:t>
+        <w:t xml:space="preserve">Anterior or vesicouterine fossa </w:t>
       </w:r>
     </w:p>
     <w:p>
@@ -1265,13 +1141,8 @@
       </w:r>
     </w:p>
     <w:p>
-      <w:proofErr w:type="spellStart"/>
-      <w:r>
-        <w:t>Mesosalphix</w:t>
-      </w:r>
-      <w:proofErr w:type="spellEnd"/>
-      <w:r>
-        <w:t xml:space="preserve"> - part of the broad ligament between the uterine tube and ovary </w:t>
+      <w:r>
+        <w:t xml:space="preserve">Mesosalphix - part of the broad ligament between the uterine tube and ovary </w:t>
       </w:r>
     </w:p>
     <w:p>
@@ -1282,21 +1153,8 @@
         </w:numPr>
       </w:pPr>
       <w:r>
-        <w:t xml:space="preserve">It has uterine tube, round ligament, ligament of ovary, </w:t>
-      </w:r>
-      <w:proofErr w:type="spellStart"/>
-      <w:r>
-        <w:t>paraoophoron</w:t>
-      </w:r>
-      <w:proofErr w:type="spellEnd"/>
-      <w:r>
-        <w:t xml:space="preserve"> and </w:t>
-      </w:r>
-      <w:proofErr w:type="spellStart"/>
-      <w:r>
-        <w:t>epoopharon</w:t>
-      </w:r>
-      <w:proofErr w:type="spellEnd"/>
+        <w:t>It has uterine tube, round ligament, ligament of ovary, paraoophoron and epoopharon</w:t>
+      </w:r>
     </w:p>
     <w:p>
       <w:r>
@@ -1315,13 +1173,8 @@
       </w:r>
     </w:p>
     <w:p>
-      <w:proofErr w:type="spellStart"/>
-      <w:r>
-        <w:t>Mesometrium</w:t>
-      </w:r>
-      <w:proofErr w:type="spellEnd"/>
-      <w:r>
-        <w:t xml:space="preserve"> - part of the broad ligament below the mesovarium</w:t>
+      <w:r>
+        <w:t>Mesometrium - part of the broad ligament below the mesovarium</w:t>
       </w:r>
     </w:p>
     <w:p>
@@ -1397,13 +1250,8 @@
     </w:p>
     <w:p>
       <w:r>
-        <w:t xml:space="preserve">Remnant of gubernaculum </w:t>
-      </w:r>
-      <w:proofErr w:type="spellStart"/>
-      <w:r>
-        <w:t>overii</w:t>
-      </w:r>
-      <w:proofErr w:type="spellEnd"/>
+        <w:t>Remnant of gubernaculum overii</w:t>
+      </w:r>
     </w:p>
     <w:p>
       <w:r>
@@ -1417,13 +1265,8 @@
     </w:p>
     <w:p>
       <w:r>
-        <w:t xml:space="preserve">Travel anteriorly and laterally through </w:t>
-      </w:r>
-      <w:proofErr w:type="spellStart"/>
-      <w:r>
-        <w:t>mesometrium</w:t>
-      </w:r>
-      <w:proofErr w:type="spellEnd"/>
+        <w:t>Travel anteriorly and laterally through mesometrium</w:t>
+      </w:r>
     </w:p>
     <w:p>
       <w:r>
@@ -1444,14 +1287,9 @@
       <w:pPr>
         <w:pStyle w:val="Heading2"/>
       </w:pPr>
-      <w:proofErr w:type="spellStart"/>
       <w:r>
         <w:lastRenderedPageBreak/>
-        <w:t>Pubocervical</w:t>
-      </w:r>
-      <w:proofErr w:type="spellEnd"/>
-      <w:r>
-        <w:t xml:space="preserve"> fascia</w:t>
+        <w:t>Pubocervical fascia</w:t>
       </w:r>
     </w:p>
     <w:p>
@@ -1469,15 +1307,7 @@
     </w:p>
     <w:p>
       <w:r>
-        <w:t xml:space="preserve">Derived from gubernaculum </w:t>
-      </w:r>
-      <w:proofErr w:type="spellStart"/>
-      <w:r>
-        <w:t>ovarii</w:t>
-      </w:r>
-      <w:proofErr w:type="spellEnd"/>
-      <w:r>
-        <w:t xml:space="preserve"> </w:t>
+        <w:t xml:space="preserve">Derived from gubernaculum ovarii </w:t>
       </w:r>
     </w:p>
     <w:p>
@@ -1495,15 +1325,7 @@
     </w:p>
     <w:p>
       <w:r>
-        <w:t xml:space="preserve">Extends between the </w:t>
-      </w:r>
-      <w:proofErr w:type="spellStart"/>
-      <w:r>
-        <w:t>pericervical</w:t>
-      </w:r>
-      <w:proofErr w:type="spellEnd"/>
-      <w:r>
-        <w:t xml:space="preserve"> ring to the upper vagina</w:t>
+        <w:t>Extends between the pericervical ring to the upper vagina</w:t>
       </w:r>
     </w:p>
     <w:p>
@@ -1511,18 +1333,7 @@
         <w:t>[TIP]</w:t>
       </w:r>
       <w:r>
-        <w:t xml:space="preserve"> </w:t>
-      </w:r>
-      <w:r>
-        <w:t xml:space="preserve">Broad ligament, mesovarium, </w:t>
-      </w:r>
-      <w:proofErr w:type="spellStart"/>
-      <w:r>
-        <w:t>mesosalphix</w:t>
-      </w:r>
-      <w:proofErr w:type="spellEnd"/>
-      <w:r>
-        <w:t xml:space="preserve"> and round ligament do not play a role in support of pelvic organs</w:t>
+        <w:t xml:space="preserve"> Broad ligament, mesovarium, mesosalphix and round ligament do not play a role in support of pelvic organs</w:t>
       </w:r>
     </w:p>
     <w:p>
@@ -3848,6 +3659,7 @@
   <w:style w:type="character" w:default="1" w:styleId="DefaultParagraphFont">
     <w:name w:val="Default Paragraph Font"/>
     <w:uiPriority w:val="1"/>
+    <w:semiHidden/>
     <w:unhideWhenUsed/>
   </w:style>
   <w:style w:type="table" w:default="1" w:styleId="TableNormal">
